--- a/lib/engine-v2/national/templates-official/hazmat-temporary-storage.docx
+++ b/lib/engine-v2/national/templates-official/hazmat-temporary-storage.docx
@@ -558,6 +558,9 @@
               </w:rPr>
             </w:pPr>
             <w:r>
+              <w:t xml:space="preserve">{{ownerAddress}}</w:t>
+            </w:r>
+            <w:r>
               <w:rPr>
                 <w:rFonts w:hAnsi="ＭＳ 明朝" w:hint="eastAsia"/>
               </w:rPr>
@@ -676,6 +679,9 @@
               </w:rPr>
             </w:pPr>
             <w:r>
+              <w:t xml:space="preserve">{{ownerName}}</w:t>
+            </w:r>
+            <w:r>
               <w:rPr>
                 <w:rFonts w:hAnsi="ＭＳ 明朝" w:hint="eastAsia"/>
               </w:rPr>
@@ -842,6 +848,9 @@
                 <w:rFonts w:hAnsi="ＭＳ 明朝"/>
               </w:rPr>
             </w:pPr>
+            <w:r>
+              <w:t xml:space="preserve">{{temporaryLocation}}</w:t>
+            </w:r>
           </w:p>
           <w:p>
             <w:pPr>
@@ -944,6 +953,9 @@
                 <w:rFonts w:hAnsi="ＭＳ 明朝"/>
               </w:rPr>
             </w:pPr>
+            <w:r>
+              <w:t xml:space="preserve">{{hazmatClassAndName}}</w:t>
+            </w:r>
           </w:p>
           <w:p>
             <w:pPr>
@@ -1007,7 +1019,7 @@
               <w:rPr>
                 <w:rFonts w:hAnsi="ＭＳ 明朝" w:hint="eastAsia"/>
               </w:rPr>
-              <w:t>倍</w:t>
+              <w:t xml:space="preserve">{{designatedQuantityMultiple}}倍</w:t>
             </w:r>
           </w:p>
         </w:tc>
@@ -1114,6 +1126,9 @@
                 <w:rFonts w:hAnsi="ＭＳ 明朝"/>
               </w:rPr>
             </w:pPr>
+            <w:r>
+              <w:t xml:space="preserve">{{temporaryMethod}}</w:t>
+            </w:r>
           </w:p>
           <w:p>
             <w:pPr>
@@ -1218,7 +1233,7 @@
               <w:rPr>
                 <w:rFonts w:hAnsi="ＭＳ 明朝" w:hint="eastAsia"/>
               </w:rPr>
-              <w:t xml:space="preserve">　　年　　月　　日から　　　　年　　月　　日まで　　日間</w:t>
+              <w:t xml:space="preserve">{{temporaryPeriod}}</w:t>
             </w:r>
           </w:p>
         </w:tc>
@@ -1318,6 +1333,9 @@
                 <w:rFonts w:hAnsi="ＭＳ 明朝"/>
               </w:rPr>
             </w:pPr>
+            <w:r>
+              <w:t xml:space="preserve">{{managementStatus}}</w:t>
+            </w:r>
           </w:p>
           <w:p>
             <w:pPr>
@@ -1405,6 +1423,9 @@
               </w:rPr>
             </w:pPr>
             <w:r>
+              <w:t xml:space="preserve">{{siteManagerAddress}}</w:t>
+            </w:r>
+            <w:r>
               <w:rPr>
                 <w:rFonts w:hAnsi="ＭＳ 明朝" w:hint="eastAsia"/>
               </w:rPr>
@@ -1443,13 +1464,13 @@
               <w:rPr>
                 <w:rFonts w:hAnsi="ＭＳ 明朝" w:hint="eastAsia"/>
               </w:rPr>
-              <w:t xml:space="preserve">緊急連絡先　　　（　　　）　　　</w:t>
-            </w:r>
-            <w:r>
-              <w:rPr>
-                <w:rFonts w:hAnsi="ＭＳ 明朝" w:hint="eastAsia"/>
-              </w:rPr>
-              <w:t xml:space="preserve">　</w:t>
+              <w:t xml:space="preserve">{{siteManagerEmergencyContact}}</w:t>
+            </w:r>
+            <w:r>
+              <w:rPr>
+                <w:rFonts w:hAnsi="ＭＳ 明朝" w:hint="eastAsia"/>
+              </w:rPr>
+              <w:t xml:space="preserve"/>
             </w:r>
           </w:p>
         </w:tc>
@@ -1517,6 +1538,9 @@
               </w:rPr>
             </w:pPr>
             <w:r>
+              <w:t xml:space="preserve">{{siteManagerName}}</w:t>
+            </w:r>
+            <w:r>
               <w:rPr>
                 <w:rFonts w:hAnsi="ＭＳ 明朝" w:hint="eastAsia"/>
               </w:rPr>
@@ -1659,6 +1683,9 @@
                 <w:rFonts w:hAnsi="ＭＳ 明朝"/>
               </w:rPr>
             </w:pPr>
+            <w:r>
+              <w:t xml:space="preserve">{{temporaryReason}}</w:t>
+            </w:r>
           </w:p>
           <w:p>
             <w:pPr>
@@ -1735,6 +1762,9 @@
                 <w:rFonts w:hAnsi="ＭＳ 明朝"/>
               </w:rPr>
             </w:pPr>
+            <w:r>
+              <w:t xml:space="preserve">{{otherMatters}}</w:t>
+            </w:r>
           </w:p>
         </w:tc>
       </w:tr>

--- a/lib/engine-v2/national/templates-official/hazmat-temporary-storage.docx
+++ b/lib/engine-v2/national/templates-official/hazmat-temporary-storage.docx
@@ -189,31 +189,7 @@
               <w:rPr>
                 <w:rFonts w:hAnsi="ＭＳ 明朝" w:hint="eastAsia"/>
               </w:rPr>
-              <w:t>年</w:t>
-            </w:r>
-            <w:r>
-              <w:rPr>
-                <w:rFonts w:hAnsi="ＭＳ 明朝" w:hint="eastAsia"/>
-              </w:rPr>
-              <w:t xml:space="preserve">　</w:t>
-            </w:r>
-            <w:r>
-              <w:rPr>
-                <w:rFonts w:hAnsi="ＭＳ 明朝" w:hint="eastAsia"/>
-              </w:rPr>
-              <w:t xml:space="preserve">　　月　　</w:t>
-            </w:r>
-            <w:r>
-              <w:rPr>
-                <w:rFonts w:hAnsi="ＭＳ 明朝" w:hint="eastAsia"/>
-              </w:rPr>
-              <w:t xml:space="preserve">　</w:t>
-            </w:r>
-            <w:r>
-              <w:rPr>
-                <w:rFonts w:hAnsi="ＭＳ 明朝" w:hint="eastAsia"/>
-              </w:rPr>
-              <w:t>日</w:t>
+              <w:t xml:space="preserve">{{submitDate}}</w:t>
             </w:r>
             <w:r>
               <w:rPr>
@@ -336,14 +312,7 @@
                 <w:rFonts w:hAnsi="ＭＳ 明朝" w:hint="eastAsia"/>
                 <w:u w:val="single"/>
               </w:rPr>
-              <w:t xml:space="preserve">　　（電話　</w:t>
-            </w:r>
-            <w:r>
-              <w:rPr>
-                <w:rFonts w:hAnsi="ＭＳ 明朝" w:hint="eastAsia"/>
-                <w:u w:val="single"/>
-              </w:rPr>
-              <w:t xml:space="preserve">　　　　）</w:t>
+              <w:t xml:space="preserve">　　{{submitterPhone}}</w:t>
             </w:r>
             <w:r>
               <w:rPr>
@@ -599,7 +568,7 @@
               <w:rPr>
                 <w:rFonts w:hAnsi="ＭＳ 明朝" w:hint="eastAsia"/>
               </w:rPr>
-              <w:t>電話　{{submitterPhone}}</w:t>
+              <w:t>電話　{{ownerPhone}}</w:t>
             </w:r>
             <w:r>
               <w:rPr>
@@ -707,6 +676,9 @@
                 <w:rFonts w:hAnsi="ＭＳ 明朝"/>
               </w:rPr>
             </w:pPr>
+            <w:r>
+              <w:t xml:space="preserve">{{ownerExtraInfo}}</w:t>
+            </w:r>
           </w:p>
         </w:tc>
       </w:tr>
@@ -1588,7 +1560,7 @@
                 <w:rFonts w:hAnsi="ＭＳ 明朝" w:hint="eastAsia"/>
                 <w:color w:val="000000" w:themeColor="text1"/>
               </w:rPr>
-              <w:t>【危険物取扱者免状：有（種類：　　　　　　　　　）・無】</w:t>
+              <w:t xml:space="preserve">{{siteManagerLicense}}</w:t>
             </w:r>
           </w:p>
         </w:tc>
@@ -1911,6 +1883,9 @@
                 <w:rFonts w:hAnsi="ＭＳ 明朝"/>
               </w:rPr>
             </w:pPr>
+            <w:r>
+              <w:t xml:space="preserve">{{officialUseReceipt}}</w:t>
+            </w:r>
           </w:p>
         </w:tc>
         <w:tc>
@@ -1935,7 +1910,7 @@
               <w:rPr>
                 <w:rFonts w:hAnsi="ＭＳ 明朝" w:hint="eastAsia"/>
               </w:rPr>
-              <w:t>承認年月日</w:t>
+              <w:t xml:space="preserve">{{officialApprovalDateAndNumber}}</w:t>
             </w:r>
           </w:p>
           <w:p>
@@ -1945,14 +1920,14 @@
                 <w:spacing w:val="35"/>
                 <w:fitText w:val="1050" w:id="1759151616"/>
               </w:rPr>
-              <w:t>承認番</w:t>
+              <w:t xml:space="preserve"/>
             </w:r>
             <w:r>
               <w:rPr>
                 <w:rFonts w:hAnsi="ＭＳ 明朝" w:hint="eastAsia"/>
                 <w:fitText w:val="1050" w:id="1759151616"/>
               </w:rPr>
-              <w:t>号</w:t>
+              <w:t xml:space="preserve"/>
             </w:r>
           </w:p>
         </w:tc>
@@ -1974,6 +1949,9 @@
                 <w:rFonts w:hAnsi="ＭＳ 明朝"/>
               </w:rPr>
             </w:pPr>
+            <w:r>
+              <w:t xml:space="preserve">{{officialUseFee}}</w:t>
+            </w:r>
           </w:p>
         </w:tc>
       </w:tr>

--- a/lib/engine-v2/national/templates-official/hazmat-temporary-storage.docx
+++ b/lib/engine-v2/national/templates-official/hazmat-temporary-storage.docx
@@ -527,6 +527,9 @@
               </w:rPr>
             </w:pPr>
             <w:r>
+              <w:rPr>
+                <w:rFonts w:hAnsi="ＭＳ 明朝" w:hint="eastAsia"/>
+              </w:rPr>
               <w:t xml:space="preserve">{{ownerAddress}}</w:t>
             </w:r>
             <w:r>
@@ -648,6 +651,9 @@
               </w:rPr>
             </w:pPr>
             <w:r>
+              <w:rPr>
+                <w:rFonts w:hAnsi="ＭＳ 明朝" w:hint="eastAsia"/>
+              </w:rPr>
               <w:t xml:space="preserve">{{ownerName}}</w:t>
             </w:r>
             <w:r>
@@ -1395,6 +1401,9 @@
               </w:rPr>
             </w:pPr>
             <w:r>
+              <w:rPr>
+                <w:rFonts w:hAnsi="ＭＳ 明朝" w:hint="eastAsia"/>
+              </w:rPr>
               <w:t xml:space="preserve">{{siteManagerAddress}}</w:t>
             </w:r>
             <w:r>
@@ -1510,6 +1519,9 @@
               </w:rPr>
             </w:pPr>
             <w:r>
+              <w:rPr>
+                <w:rFonts w:hAnsi="ＭＳ 明朝" w:hint="eastAsia"/>
+              </w:rPr>
               <w:t xml:space="preserve">{{siteManagerName}}</w:t>
             </w:r>
             <w:r>

--- a/lib/engine-v2/national/templates-official/hazmat-temporary-storage.docx
+++ b/lib/engine-v2/national/templates-official/hazmat-temporary-storage.docx
@@ -270,49 +270,7 @@
                 <w:rFonts w:hAnsi="ＭＳ 明朝" w:hint="eastAsia"/>
                 <w:u w:val="single"/>
               </w:rPr>
-              <w:t>住　所</w:t>
-            </w:r>
-            <w:r>
-              <w:rPr>
-                <w:rFonts w:hAnsi="ＭＳ 明朝" w:hint="eastAsia"/>
-                <w:u w:val="single"/>
-              </w:rPr>
-              <w:t xml:space="preserve">　</w:t>
-            </w:r>
-            <w:r>
-              <w:rPr>
-                <w:rFonts w:hAnsi="ＭＳ 明朝" w:hint="eastAsia"/>
-                <w:u w:val="single"/>
-              </w:rPr>
-              <w:t xml:space="preserve">　　　</w:t>
-            </w:r>
-            <w:r>
-              <w:rPr>
-                <w:rFonts w:hAnsi="ＭＳ 明朝" w:hint="eastAsia"/>
-                <w:u w:val="single"/>
-              </w:rPr>
-              <w:t xml:space="preserve">　</w:t>
-            </w:r>
-            <w:r>
-              <w:rPr>
-                <w:rFonts w:hAnsi="ＭＳ 明朝" w:hint="eastAsia"/>
-                <w:u w:val="single"/>
-              </w:rPr>
-              <w:t xml:space="preserve">　　</w:t>
-            </w:r>
-            <w:r>
-              <w:rPr>
-                <w:rFonts w:hAnsi="ＭＳ 明朝" w:hint="eastAsia"/>
-                <w:u w:val="single"/>
-              </w:rPr>
-              <w:t xml:space="preserve">　</w:t>
-            </w:r>
-            <w:r>
-              <w:rPr>
-                <w:rFonts w:hAnsi="ＭＳ 明朝" w:hint="eastAsia"/>
-                <w:u w:val="single"/>
-              </w:rPr>
-              <w:t xml:space="preserve">　　{{submitterPhone}}</w:t>
+              <w:t xml:space="preserve">住　所　{{submitterAddress}}　（電話　{{submitterPhone}}）</w:t>
             </w:r>
             <w:r>
               <w:rPr>
@@ -337,69 +295,7 @@
                 <w:rFonts w:hAnsi="ＭＳ 明朝" w:hint="eastAsia"/>
                 <w:u w:val="single"/>
               </w:rPr>
-              <w:t>氏　名</w:t>
-            </w:r>
-            <w:r>
-              <w:rPr>
-                <w:rFonts w:hAnsi="ＭＳ 明朝" w:hint="eastAsia"/>
-                <w:u w:val="single"/>
-              </w:rPr>
-              <w:t xml:space="preserve">　</w:t>
-            </w:r>
-            <w:r>
-              <w:rPr>
-                <w:rFonts w:hAnsi="ＭＳ 明朝" w:hint="eastAsia"/>
-                <w:u w:val="single"/>
-              </w:rPr>
-              <w:t xml:space="preserve">　　　　　</w:t>
-            </w:r>
-            <w:r>
-              <w:rPr>
-                <w:rFonts w:hAnsi="ＭＳ 明朝" w:hint="eastAsia"/>
-                <w:u w:val="single"/>
-              </w:rPr>
-              <w:t xml:space="preserve">　</w:t>
-            </w:r>
-            <w:r>
-              <w:rPr>
-                <w:rFonts w:hAnsi="ＭＳ 明朝" w:hint="eastAsia"/>
-                <w:u w:val="single"/>
-              </w:rPr>
-              <w:t xml:space="preserve">　　　　　</w:t>
-            </w:r>
-            <w:r>
-              <w:rPr>
-                <w:rFonts w:hAnsi="ＭＳ 明朝" w:hint="eastAsia"/>
-                <w:u w:val="single"/>
-              </w:rPr>
-              <w:t xml:space="preserve">　　</w:t>
-            </w:r>
-            <w:r>
-              <w:rPr>
-                <w:rFonts w:hAnsi="ＭＳ 明朝" w:hint="eastAsia"/>
-                <w:u w:val="single"/>
-              </w:rPr>
-              <w:t xml:space="preserve">　　　</w:t>
-            </w:r>
-            <w:r>
-              <w:rPr>
-                <w:rFonts w:hAnsi="ＭＳ 明朝" w:hint="eastAsia"/>
-                <w:u w:val="single"/>
-              </w:rPr>
-              <w:t xml:space="preserve">　</w:t>
-            </w:r>
-            <w:r>
-              <w:rPr>
-                <w:rFonts w:hAnsi="ＭＳ 明朝" w:hint="eastAsia"/>
-                <w:u w:val="single"/>
-              </w:rPr>
-              <w:t xml:space="preserve">　</w:t>
-            </w:r>
-            <w:r>
-              <w:rPr>
-                <w:rFonts w:hAnsi="ＭＳ 明朝" w:hint="eastAsia"/>
-              </w:rPr>
-              <w:t xml:space="preserve">　</w:t>
+              <w:t xml:space="preserve">氏　名　{{submitterName}}</w:t>
             </w:r>
           </w:p>
         </w:tc>
@@ -530,13 +426,13 @@
               <w:rPr>
                 <w:rFonts w:hAnsi="ＭＳ 明朝" w:hint="eastAsia"/>
               </w:rPr>
+              <w:t>住所</w:t>
+            </w:r>
+            <w:r>
+              <w:rPr>
+                <w:rFonts w:hAnsi="ＭＳ 明朝" w:hint="eastAsia"/>
+              </w:rPr>
               <w:t xml:space="preserve">{{ownerAddress}}</w:t>
-            </w:r>
-            <w:r>
-              <w:rPr>
-                <w:rFonts w:hAnsi="ＭＳ 明朝" w:hint="eastAsia"/>
-              </w:rPr>
-              <w:t>住所</w:t>
             </w:r>
           </w:p>
         </w:tc>
@@ -654,13 +550,13 @@
               <w:rPr>
                 <w:rFonts w:hAnsi="ＭＳ 明朝" w:hint="eastAsia"/>
               </w:rPr>
+              <w:t>氏名</w:t>
+            </w:r>
+            <w:r>
+              <w:rPr>
+                <w:rFonts w:hAnsi="ＭＳ 明朝" w:hint="eastAsia"/>
+              </w:rPr>
               <w:t xml:space="preserve">{{ownerName}}</w:t>
-            </w:r>
-            <w:r>
-              <w:rPr>
-                <w:rFonts w:hAnsi="ＭＳ 明朝" w:hint="eastAsia"/>
-              </w:rPr>
-              <w:t>氏名</w:t>
             </w:r>
           </w:p>
         </w:tc>
@@ -1404,13 +1300,13 @@
               <w:rPr>
                 <w:rFonts w:hAnsi="ＭＳ 明朝" w:hint="eastAsia"/>
               </w:rPr>
+              <w:t>住所</w:t>
+            </w:r>
+            <w:r>
+              <w:rPr>
+                <w:rFonts w:hAnsi="ＭＳ 明朝" w:hint="eastAsia"/>
+              </w:rPr>
               <w:t xml:space="preserve">{{siteManagerAddress}}</w:t>
-            </w:r>
-            <w:r>
-              <w:rPr>
-                <w:rFonts w:hAnsi="ＭＳ 明朝" w:hint="eastAsia"/>
-              </w:rPr>
-              <w:t>住所</w:t>
             </w:r>
           </w:p>
         </w:tc>
@@ -1522,13 +1418,13 @@
               <w:rPr>
                 <w:rFonts w:hAnsi="ＭＳ 明朝" w:hint="eastAsia"/>
               </w:rPr>
+              <w:t>氏名</w:t>
+            </w:r>
+            <w:r>
+              <w:rPr>
+                <w:rFonts w:hAnsi="ＭＳ 明朝" w:hint="eastAsia"/>
+              </w:rPr>
               <w:t xml:space="preserve">{{siteManagerName}}</w:t>
-            </w:r>
-            <w:r>
-              <w:rPr>
-                <w:rFonts w:hAnsi="ＭＳ 明朝" w:hint="eastAsia"/>
-              </w:rPr>
-              <w:t>氏名</w:t>
             </w:r>
           </w:p>
         </w:tc>

--- a/lib/engine-v2/national/templates-official/hazmat-temporary-storage.docx
+++ b/lib/engine-v2/national/templates-official/hazmat-temporary-storage.docx
@@ -428,12 +428,6 @@
               </w:rPr>
               <w:t>住所</w:t>
             </w:r>
-            <w:r>
-              <w:rPr>
-                <w:rFonts w:hAnsi="ＭＳ 明朝" w:hint="eastAsia"/>
-              </w:rPr>
-              <w:t xml:space="preserve">{{ownerAddress}}</w:t>
-            </w:r>
           </w:p>
         </w:tc>
         <w:tc>
@@ -454,6 +448,12 @@
                 <w:rFonts w:hAnsi="ＭＳ 明朝"/>
               </w:rPr>
             </w:pPr>
+            <w:r>
+              <w:rPr>
+                <w:rFonts w:hAnsi="ＭＳ 明朝" w:hint="eastAsia"/>
+              </w:rPr>
+              <w:t xml:space="preserve">{{ownerAddress}}</w:t>
+            </w:r>
           </w:p>
           <w:p>
             <w:pPr>
@@ -552,12 +552,6 @@
               </w:rPr>
               <w:t>氏名</w:t>
             </w:r>
-            <w:r>
-              <w:rPr>
-                <w:rFonts w:hAnsi="ＭＳ 明朝" w:hint="eastAsia"/>
-              </w:rPr>
-              <w:t xml:space="preserve">{{ownerName}}</w:t>
-            </w:r>
           </w:p>
         </w:tc>
         <w:tc>
@@ -578,6 +572,12 @@
                 <w:rFonts w:hAnsi="ＭＳ 明朝"/>
               </w:rPr>
             </w:pPr>
+            <w:r>
+              <w:rPr>
+                <w:rFonts w:hAnsi="ＭＳ 明朝" w:hint="eastAsia"/>
+              </w:rPr>
+              <w:t xml:space="preserve">{{ownerName}}</w:t>
+            </w:r>
             <w:r>
               <w:t xml:space="preserve">{{ownerExtraInfo}}</w:t>
             </w:r>
@@ -893,7 +893,7 @@
               <w:rPr>
                 <w:rFonts w:hAnsi="ＭＳ 明朝" w:hint="eastAsia"/>
               </w:rPr>
-              <w:t xml:space="preserve">{{designatedQuantityMultiple}}倍</w:t>
+              <w:t xml:space="preserve">{{designatedQuantityMultiple}}</w:t>
             </w:r>
           </w:p>
         </w:tc>
